--- a/docs/Kubernetes基本設計書.docx
+++ b/docs/Kubernetes基本設計書.docx
@@ -7750,6 +7750,1085 @@
         <w:t>各Kubernetesクラスタに必要とされるリソース設計について記載します。</w:t>
       </w:r>
     </w:p>
+    <w:p>
+      <w:pPr>
+        <w:pStyle w:val="11"/>
+      </w:pPr>
+      <w:r>
+        <w:rPr>
+          <w:rFonts w:hint="eastAsia"/>
+        </w:rPr>
+        <w:t>本Kubernetesクラスタは、AIモデルの集中学習および分析基盤としての用途を想定する。本クラスタ上へデプロイが想定されるワークロード（コンテナ・アプリケーション）およびそのリソース要求（requests）の想定値を以下に記載します。</w:t>
+      </w:r>
+    </w:p>
+    <w:tbl>
+      <w:tblPr>
+        <w:tblStyle w:val="afff6"/>
+        <w:tblW w:w="8505" w:type="dxa"/>
+        <w:tblInd w:w="279" w:type="dxa"/>
+        <w:tblLook w:val="04A0" w:firstRow="1" w:lastRow="0" w:firstColumn="1" w:lastColumn="0" w:noHBand="0" w:noVBand="1"/>
+      </w:tblPr>
+      <w:tblGrid>
+        <w:gridCol w:w="567"/>
+        <w:gridCol w:w="2698"/>
+        <w:gridCol w:w="900"/>
+        <w:gridCol w:w="1560"/>
+        <w:gridCol w:w="1720"/>
+        <w:gridCol w:w="1060"/>
+      </w:tblGrid>
+      <w:tr>
+        <w:tc>
+          <w:tcPr>
+            <w:tcW w:w="567" w:type="dxa"/>
+            <w:shd w:val="clear" w:color="auto" w:fill="17365D" w:themeFill="text2" w:themeFillShade="BF"/>
+          </w:tcPr>
+          <w:p>
+            <w:pPr>
+              <w:pStyle w:val="11"/>
+              <w:ind w:right="279"/>
+              <w:rPr>
+                <w:b/>
+                <w:bCs/>
+                <w:color w:val="FFFFFF" w:themeColor="background1"/>
+              </w:rPr>
+            </w:pPr>
+            <w:r>
+              <w:rPr>
+                <w:rFonts w:hint="eastAsia"/>
+                <w:b/>
+                <w:bCs/>
+                <w:color w:val="FFFFFF" w:themeColor="background1"/>
+              </w:rPr>
+              <w:t>No</w:t>
+            </w:r>
+          </w:p>
+        </w:tc>
+        <w:tc>
+          <w:tcPr>
+            <w:tcW w:w="2698" w:type="dxa"/>
+            <w:shd w:val="clear" w:color="auto" w:fill="17365D" w:themeFill="text2" w:themeFillShade="BF"/>
+          </w:tcPr>
+          <w:p>
+            <w:pPr>
+              <w:pStyle w:val="11"/>
+              <w:ind w:right="279"/>
+              <w:rPr>
+                <w:b/>
+                <w:bCs/>
+                <w:color w:val="FFFFFF" w:themeColor="background1"/>
+              </w:rPr>
+            </w:pPr>
+            <w:r>
+              <w:rPr>
+                <w:rFonts w:hint="eastAsia"/>
+                <w:b/>
+                <w:bCs/>
+                <w:color w:val="FFFFFF" w:themeColor="background1"/>
+              </w:rPr>
+              <w:t>ワークロード</w:t>
+            </w:r>
+          </w:p>
+        </w:tc>
+        <w:tc>
+          <w:tcPr>
+            <w:tcW w:w="900" w:type="dxa"/>
+            <w:shd w:val="clear" w:color="auto" w:fill="17365D" w:themeFill="text2" w:themeFillShade="BF"/>
+          </w:tcPr>
+          <w:p>
+            <w:pPr>
+              <w:pStyle w:val="11"/>
+              <w:ind w:right="279"/>
+              <w:rPr>
+                <w:b/>
+                <w:bCs/>
+                <w:color w:val="FFFFFF" w:themeColor="background1"/>
+              </w:rPr>
+            </w:pPr>
+            <w:r>
+              <w:rPr>
+                <w:rFonts w:hint="eastAsia"/>
+                <w:b/>
+                <w:bCs/>
+                <w:color w:val="FFFFFF" w:themeColor="background1"/>
+              </w:rPr>
+              <w:t>想定Pod数</w:t>
+            </w:r>
+          </w:p>
+        </w:tc>
+        <w:tc>
+          <w:tcPr>
+            <w:tcW w:w="1560" w:type="dxa"/>
+            <w:shd w:val="clear" w:color="auto" w:fill="17365D" w:themeFill="text2" w:themeFillShade="BF"/>
+          </w:tcPr>
+          <w:p>
+            <w:pPr>
+              <w:pStyle w:val="11"/>
+              <w:ind w:right="279"/>
+              <w:rPr>
+                <w:b/>
+                <w:bCs/>
+                <w:color w:val="FFFFFF" w:themeColor="background1"/>
+              </w:rPr>
+            </w:pPr>
+            <w:r>
+              <w:rPr>
+                <w:rFonts w:hint="eastAsia"/>
+                <w:b/>
+                <w:bCs/>
+                <w:color w:val="FFFFFF" w:themeColor="background1"/>
+              </w:rPr>
+              <w:t>CPU要求（合計）</w:t>
+            </w:r>
+          </w:p>
+        </w:tc>
+        <w:tc>
+          <w:tcPr>
+            <w:tcW w:w="1720" w:type="dxa"/>
+            <w:shd w:val="clear" w:color="auto" w:fill="17365D" w:themeFill="text2" w:themeFillShade="BF"/>
+          </w:tcPr>
+          <w:p>
+            <w:pPr>
+              <w:pStyle w:val="11"/>
+              <w:ind w:right="279"/>
+              <w:rPr>
+                <w:b/>
+                <w:bCs/>
+                <w:color w:val="FFFFFF" w:themeColor="background1"/>
+              </w:rPr>
+            </w:pPr>
+            <w:r>
+              <w:rPr>
+                <w:rFonts w:hint="eastAsia"/>
+                <w:b/>
+                <w:bCs/>
+                <w:color w:val="FFFFFF" w:themeColor="background1"/>
+              </w:rPr>
+              <w:t>メモリ要求（合計）</w:t>
+            </w:r>
+          </w:p>
+        </w:tc>
+        <w:tc>
+          <w:tcPr>
+            <w:tcW w:w="1060" w:type="dxa"/>
+            <w:shd w:val="clear" w:color="auto" w:fill="17365D" w:themeFill="text2" w:themeFillShade="BF"/>
+          </w:tcPr>
+          <w:p>
+            <w:pPr>
+              <w:pStyle w:val="11"/>
+              <w:ind w:right="279"/>
+              <w:rPr>
+                <w:b/>
+                <w:bCs/>
+                <w:color w:val="FFFFFF" w:themeColor="background1"/>
+              </w:rPr>
+            </w:pPr>
+            <w:r>
+              <w:rPr>
+                <w:rFonts w:hint="eastAsia"/>
+                <w:b/>
+                <w:bCs/>
+                <w:color w:val="FFFFFF" w:themeColor="background1"/>
+              </w:rPr>
+              <w:t>GPU要求</w:t>
+            </w:r>
+          </w:p>
+        </w:tc>
+      </w:tr>
+      <w:tr>
+        <w:tc>
+          <w:tcPr>
+            <w:tcW w:w="567" w:type="dxa"/>
+          </w:tcPr>
+          <w:p>
+            <w:pPr>
+              <w:pStyle w:val="11"/>
+              <w:ind w:right="279"/>
+              <w:jc w:val="right"/>
+            </w:pPr>
+            <w:r>
+              <w:rPr>
+                <w:rFonts w:hint="eastAsia"/>
+              </w:rPr>
+              <w:t>1</w:t>
+            </w:r>
+          </w:p>
+        </w:tc>
+        <w:tc>
+          <w:tcPr>
+            <w:tcW w:w="2698" w:type="dxa"/>
+          </w:tcPr>
+          <w:p>
+            <w:pPr>
+              <w:pStyle w:val="11"/>
+              <w:ind w:right="279"/>
+            </w:pPr>
+            <w:r>
+              <w:rPr>
+                <w:rFonts w:hint="eastAsia"/>
+              </w:rPr>
+              <w:t>AI学習ジョブ（GPUモデル学習）</w:t>
+            </w:r>
+          </w:p>
+        </w:tc>
+        <w:tc>
+          <w:tcPr>
+            <w:tcW w:w="900" w:type="dxa"/>
+          </w:tcPr>
+          <w:p>
+            <w:pPr>
+              <w:pStyle w:val="11"/>
+              <w:ind w:right="279"/>
+            </w:pPr>
+            <w:r>
+              <w:rPr>
+                <w:rFonts w:hint="eastAsia"/>
+              </w:rPr>
+              <w:t>2</w:t>
+            </w:r>
+          </w:p>
+        </w:tc>
+        <w:tc>
+          <w:tcPr>
+            <w:tcW w:w="1560" w:type="dxa"/>
+          </w:tcPr>
+          <w:p>
+            <w:pPr>
+              <w:pStyle w:val="11"/>
+              <w:ind w:right="279"/>
+            </w:pPr>
+            <w:r>
+              <w:rPr>
+                <w:rFonts w:hint="eastAsia"/>
+              </w:rPr>
+              <w:t>16 core（8core/Pod）</w:t>
+            </w:r>
+          </w:p>
+        </w:tc>
+        <w:tc>
+          <w:tcPr>
+            <w:tcW w:w="1720" w:type="dxa"/>
+          </w:tcPr>
+          <w:p>
+            <w:pPr>
+              <w:pStyle w:val="11"/>
+              <w:ind w:right="279"/>
+            </w:pPr>
+            <w:r>
+              <w:rPr>
+                <w:rFonts w:hint="eastAsia"/>
+              </w:rPr>
+              <w:t>128 GB（64GB/Pod）</w:t>
+            </w:r>
+          </w:p>
+        </w:tc>
+        <w:tc>
+          <w:tcPr>
+            <w:tcW w:w="1060" w:type="dxa"/>
+          </w:tcPr>
+          <w:p>
+            <w:pPr>
+              <w:pStyle w:val="11"/>
+              <w:ind w:right="279"/>
+            </w:pPr>
+            <w:r>
+              <w:rPr>
+                <w:rFonts w:hint="eastAsia"/>
+              </w:rPr>
+              <w:t>2枚（1枚/Pod）</w:t>
+            </w:r>
+          </w:p>
+        </w:tc>
+      </w:tr>
+      <w:tr>
+        <w:tc>
+          <w:tcPr>
+            <w:tcW w:w="567" w:type="dxa"/>
+          </w:tcPr>
+          <w:p>
+            <w:pPr>
+              <w:pStyle w:val="11"/>
+              <w:ind w:right="279"/>
+              <w:jc w:val="right"/>
+            </w:pPr>
+            <w:r>
+              <w:rPr>
+                <w:rFonts w:hint="eastAsia"/>
+              </w:rPr>
+              <w:t>2</w:t>
+            </w:r>
+          </w:p>
+        </w:tc>
+        <w:tc>
+          <w:tcPr>
+            <w:tcW w:w="2698" w:type="dxa"/>
+          </w:tcPr>
+          <w:p>
+            <w:pPr>
+              <w:pStyle w:val="11"/>
+              <w:ind w:right="279"/>
+            </w:pPr>
+            <w:r>
+              <w:rPr>
+                <w:rFonts w:hint="eastAsia"/>
+              </w:rPr>
+              <w:t>データ前処理・特徴量生成バッチ</w:t>
+            </w:r>
+          </w:p>
+        </w:tc>
+        <w:tc>
+          <w:tcPr>
+            <w:tcW w:w="900" w:type="dxa"/>
+          </w:tcPr>
+          <w:p>
+            <w:pPr>
+              <w:pStyle w:val="11"/>
+              <w:ind w:right="279"/>
+            </w:pPr>
+            <w:r>
+              <w:rPr>
+                <w:rFonts w:hint="eastAsia"/>
+              </w:rPr>
+              <w:t>2</w:t>
+            </w:r>
+          </w:p>
+        </w:tc>
+        <w:tc>
+          <w:tcPr>
+            <w:tcW w:w="1560" w:type="dxa"/>
+          </w:tcPr>
+          <w:p>
+            <w:pPr>
+              <w:pStyle w:val="11"/>
+              <w:ind w:right="279"/>
+            </w:pPr>
+            <w:r>
+              <w:rPr>
+                <w:rFonts w:hint="eastAsia"/>
+              </w:rPr>
+              <w:t>16 core（8core/Pod）</w:t>
+            </w:r>
+          </w:p>
+        </w:tc>
+        <w:tc>
+          <w:tcPr>
+            <w:tcW w:w="1720" w:type="dxa"/>
+          </w:tcPr>
+          <w:p>
+            <w:pPr>
+              <w:pStyle w:val="11"/>
+              <w:ind w:right="279"/>
+            </w:pPr>
+            <w:r>
+              <w:rPr>
+                <w:rFonts w:hint="eastAsia"/>
+              </w:rPr>
+              <w:t>64 GB（32GB/Pod）</w:t>
+            </w:r>
+          </w:p>
+        </w:tc>
+        <w:tc>
+          <w:tcPr>
+            <w:tcW w:w="1060" w:type="dxa"/>
+          </w:tcPr>
+          <w:p>
+            <w:pPr>
+              <w:pStyle w:val="11"/>
+              <w:ind w:right="279"/>
+            </w:pPr>
+            <w:r>
+              <w:rPr>
+                <w:rFonts w:hint="eastAsia"/>
+              </w:rPr>
+              <w:t>－</w:t>
+            </w:r>
+          </w:p>
+        </w:tc>
+      </w:tr>
+      <w:tr>
+        <w:tc>
+          <w:tcPr>
+            <w:tcW w:w="567" w:type="dxa"/>
+          </w:tcPr>
+          <w:p>
+            <w:pPr>
+              <w:pStyle w:val="11"/>
+              <w:ind w:right="279"/>
+              <w:jc w:val="right"/>
+            </w:pPr>
+            <w:r>
+              <w:rPr>
+                <w:rFonts w:hint="eastAsia"/>
+              </w:rPr>
+              <w:t>3</w:t>
+            </w:r>
+          </w:p>
+        </w:tc>
+        <w:tc>
+          <w:tcPr>
+            <w:tcW w:w="2698" w:type="dxa"/>
+          </w:tcPr>
+          <w:p>
+            <w:pPr>
+              <w:pStyle w:val="11"/>
+              <w:ind w:right="279"/>
+            </w:pPr>
+            <w:r>
+              <w:rPr>
+                <w:rFonts w:hint="eastAsia"/>
+              </w:rPr>
+              <w:t>分析環境（JupyterLab等）</w:t>
+            </w:r>
+          </w:p>
+        </w:tc>
+        <w:tc>
+          <w:tcPr>
+            <w:tcW w:w="900" w:type="dxa"/>
+          </w:tcPr>
+          <w:p>
+            <w:pPr>
+              <w:pStyle w:val="11"/>
+              <w:ind w:right="279"/>
+            </w:pPr>
+            <w:r>
+              <w:rPr>
+                <w:rFonts w:hint="eastAsia"/>
+              </w:rPr>
+              <w:t>5</w:t>
+            </w:r>
+          </w:p>
+        </w:tc>
+        <w:tc>
+          <w:tcPr>
+            <w:tcW w:w="1560" w:type="dxa"/>
+          </w:tcPr>
+          <w:p>
+            <w:pPr>
+              <w:pStyle w:val="11"/>
+              <w:ind w:right="279"/>
+            </w:pPr>
+            <w:r>
+              <w:rPr>
+                <w:rFonts w:hint="eastAsia"/>
+              </w:rPr>
+              <w:t>20 core（4core/Pod）</w:t>
+            </w:r>
+          </w:p>
+        </w:tc>
+        <w:tc>
+          <w:tcPr>
+            <w:tcW w:w="1720" w:type="dxa"/>
+          </w:tcPr>
+          <w:p>
+            <w:pPr>
+              <w:pStyle w:val="11"/>
+              <w:ind w:right="279"/>
+            </w:pPr>
+            <w:r>
+              <w:rPr>
+                <w:rFonts w:hint="eastAsia"/>
+              </w:rPr>
+              <w:t>80 GB（16GB/Pod）</w:t>
+            </w:r>
+          </w:p>
+        </w:tc>
+        <w:tc>
+          <w:tcPr>
+            <w:tcW w:w="1060" w:type="dxa"/>
+          </w:tcPr>
+          <w:p>
+            <w:pPr>
+              <w:pStyle w:val="11"/>
+              <w:ind w:right="279"/>
+            </w:pPr>
+            <w:r>
+              <w:rPr>
+                <w:rFonts w:hint="eastAsia"/>
+              </w:rPr>
+              <w:t>－</w:t>
+            </w:r>
+          </w:p>
+        </w:tc>
+      </w:tr>
+      <w:tr>
+        <w:tc>
+          <w:tcPr>
+            <w:tcW w:w="567" w:type="dxa"/>
+          </w:tcPr>
+          <w:p>
+            <w:pPr>
+              <w:pStyle w:val="11"/>
+              <w:ind w:right="279"/>
+              <w:jc w:val="right"/>
+            </w:pPr>
+            <w:r>
+              <w:rPr>
+                <w:rFonts w:hint="eastAsia"/>
+              </w:rPr>
+              <w:t>4</w:t>
+            </w:r>
+          </w:p>
+        </w:tc>
+        <w:tc>
+          <w:tcPr>
+            <w:tcW w:w="2698" w:type="dxa"/>
+          </w:tcPr>
+          <w:p>
+            <w:pPr>
+              <w:pStyle w:val="11"/>
+              <w:ind w:right="279"/>
+            </w:pPr>
+            <w:r>
+              <w:rPr>
+                <w:rFonts w:hint="eastAsia"/>
+              </w:rPr>
+              <w:t>実験管理・モデル管理（MLflow等）</w:t>
+            </w:r>
+          </w:p>
+        </w:tc>
+        <w:tc>
+          <w:tcPr>
+            <w:tcW w:w="900" w:type="dxa"/>
+          </w:tcPr>
+          <w:p>
+            <w:pPr>
+              <w:pStyle w:val="11"/>
+              <w:ind w:right="279"/>
+            </w:pPr>
+            <w:r>
+              <w:rPr>
+                <w:rFonts w:hint="eastAsia"/>
+              </w:rPr>
+              <w:t>1</w:t>
+            </w:r>
+          </w:p>
+        </w:tc>
+        <w:tc>
+          <w:tcPr>
+            <w:tcW w:w="1560" w:type="dxa"/>
+          </w:tcPr>
+          <w:p>
+            <w:pPr>
+              <w:pStyle w:val="11"/>
+              <w:ind w:right="279"/>
+            </w:pPr>
+            <w:r>
+              <w:rPr>
+                <w:rFonts w:hint="eastAsia"/>
+              </w:rPr>
+              <w:t>2 core</w:t>
+            </w:r>
+          </w:p>
+        </w:tc>
+        <w:tc>
+          <w:tcPr>
+            <w:tcW w:w="1720" w:type="dxa"/>
+          </w:tcPr>
+          <w:p>
+            <w:pPr>
+              <w:pStyle w:val="11"/>
+              <w:ind w:right="279"/>
+            </w:pPr>
+            <w:r>
+              <w:rPr>
+                <w:rFonts w:hint="eastAsia"/>
+              </w:rPr>
+              <w:t>8 GB</w:t>
+            </w:r>
+          </w:p>
+        </w:tc>
+        <w:tc>
+          <w:tcPr>
+            <w:tcW w:w="1060" w:type="dxa"/>
+          </w:tcPr>
+          <w:p>
+            <w:pPr>
+              <w:pStyle w:val="11"/>
+              <w:ind w:right="279"/>
+            </w:pPr>
+            <w:r>
+              <w:rPr>
+                <w:rFonts w:hint="eastAsia"/>
+              </w:rPr>
+              <w:t>－</w:t>
+            </w:r>
+          </w:p>
+        </w:tc>
+      </w:tr>
+      <w:tr>
+        <w:tc>
+          <w:tcPr>
+            <w:tcW w:w="567" w:type="dxa"/>
+          </w:tcPr>
+          <w:p>
+            <w:pPr>
+              <w:pStyle w:val="11"/>
+              <w:ind w:right="279"/>
+              <w:jc w:val="right"/>
+            </w:pPr>
+            <w:r>
+              <w:rPr>
+                <w:rFonts w:hint="eastAsia"/>
+              </w:rPr>
+              <w:t>5</w:t>
+            </w:r>
+          </w:p>
+        </w:tc>
+        <w:tc>
+          <w:tcPr>
+            <w:tcW w:w="2698" w:type="dxa"/>
+          </w:tcPr>
+          <w:p>
+            <w:pPr>
+              <w:pStyle w:val="11"/>
+              <w:ind w:right="279"/>
+            </w:pPr>
+            <w:r>
+              <w:rPr>
+                <w:rFonts w:hint="eastAsia"/>
+              </w:rPr>
+              <w:t>推論検証・分析API</w:t>
+            </w:r>
+          </w:p>
+        </w:tc>
+        <w:tc>
+          <w:tcPr>
+            <w:tcW w:w="900" w:type="dxa"/>
+          </w:tcPr>
+          <w:p>
+            <w:pPr>
+              <w:pStyle w:val="11"/>
+              <w:ind w:right="279"/>
+            </w:pPr>
+            <w:r>
+              <w:rPr>
+                <w:rFonts w:hint="eastAsia"/>
+              </w:rPr>
+              <w:t>2</w:t>
+            </w:r>
+          </w:p>
+        </w:tc>
+        <w:tc>
+          <w:tcPr>
+            <w:tcW w:w="1560" w:type="dxa"/>
+          </w:tcPr>
+          <w:p>
+            <w:pPr>
+              <w:pStyle w:val="11"/>
+              <w:ind w:right="279"/>
+            </w:pPr>
+            <w:r>
+              <w:rPr>
+                <w:rFonts w:hint="eastAsia"/>
+              </w:rPr>
+              <w:t>4 core（2core/Pod）</w:t>
+            </w:r>
+          </w:p>
+        </w:tc>
+        <w:tc>
+          <w:tcPr>
+            <w:tcW w:w="1720" w:type="dxa"/>
+          </w:tcPr>
+          <w:p>
+            <w:pPr>
+              <w:pStyle w:val="11"/>
+              <w:ind w:right="279"/>
+            </w:pPr>
+            <w:r>
+              <w:rPr>
+                <w:rFonts w:hint="eastAsia"/>
+              </w:rPr>
+              <w:t>16 GB（8GB/Pod）</w:t>
+            </w:r>
+          </w:p>
+        </w:tc>
+        <w:tc>
+          <w:tcPr>
+            <w:tcW w:w="1060" w:type="dxa"/>
+          </w:tcPr>
+          <w:p>
+            <w:pPr>
+              <w:pStyle w:val="11"/>
+              <w:ind w:right="279"/>
+            </w:pPr>
+            <w:r>
+              <w:rPr>
+                <w:rFonts w:hint="eastAsia"/>
+              </w:rPr>
+              <w:t>－</w:t>
+            </w:r>
+          </w:p>
+        </w:tc>
+      </w:tr>
+      <w:tr>
+        <w:tc>
+          <w:tcPr>
+            <w:tcW w:w="567" w:type="dxa"/>
+          </w:tcPr>
+          <w:p>
+            <w:pPr>
+              <w:pStyle w:val="11"/>
+              <w:ind w:right="279"/>
+              <w:jc w:val="right"/>
+            </w:pPr>
+            <w:r>
+              <w:rPr>
+                <w:rFonts w:hint="eastAsia"/>
+              </w:rPr>
+              <w:t>6</w:t>
+            </w:r>
+          </w:p>
+        </w:tc>
+        <w:tc>
+          <w:tcPr>
+            <w:tcW w:w="2698" w:type="dxa"/>
+          </w:tcPr>
+          <w:p>
+            <w:pPr>
+              <w:pStyle w:val="11"/>
+              <w:ind w:right="279"/>
+            </w:pPr>
+            <w:r>
+              <w:rPr>
+                <w:rFonts w:hint="eastAsia"/>
+              </w:rPr>
+              <w:t>メタデータDB（PostgreSQL等）</w:t>
+            </w:r>
+          </w:p>
+        </w:tc>
+        <w:tc>
+          <w:tcPr>
+            <w:tcW w:w="900" w:type="dxa"/>
+          </w:tcPr>
+          <w:p>
+            <w:pPr>
+              <w:pStyle w:val="11"/>
+              <w:ind w:right="279"/>
+            </w:pPr>
+            <w:r>
+              <w:rPr>
+                <w:rFonts w:hint="eastAsia"/>
+              </w:rPr>
+              <w:t>1</w:t>
+            </w:r>
+          </w:p>
+        </w:tc>
+        <w:tc>
+          <w:tcPr>
+            <w:tcW w:w="1560" w:type="dxa"/>
+          </w:tcPr>
+          <w:p>
+            <w:pPr>
+              <w:pStyle w:val="11"/>
+              <w:ind w:right="279"/>
+            </w:pPr>
+            <w:r>
+              <w:rPr>
+                <w:rFonts w:hint="eastAsia"/>
+              </w:rPr>
+              <w:t>2 core</w:t>
+            </w:r>
+          </w:p>
+        </w:tc>
+        <w:tc>
+          <w:tcPr>
+            <w:tcW w:w="1720" w:type="dxa"/>
+          </w:tcPr>
+          <w:p>
+            <w:pPr>
+              <w:pStyle w:val="11"/>
+              <w:ind w:right="279"/>
+            </w:pPr>
+            <w:r>
+              <w:rPr>
+                <w:rFonts w:hint="eastAsia"/>
+              </w:rPr>
+              <w:t>8 GB</w:t>
+            </w:r>
+          </w:p>
+        </w:tc>
+        <w:tc>
+          <w:tcPr>
+            <w:tcW w:w="1060" w:type="dxa"/>
+          </w:tcPr>
+          <w:p>
+            <w:pPr>
+              <w:pStyle w:val="11"/>
+              <w:ind w:right="279"/>
+            </w:pPr>
+            <w:r>
+              <w:rPr>
+                <w:rFonts w:hint="eastAsia"/>
+              </w:rPr>
+              <w:t>－</w:t>
+            </w:r>
+          </w:p>
+        </w:tc>
+      </w:tr>
+      <w:tr>
+        <w:tc>
+          <w:tcPr>
+            <w:tcW w:w="567" w:type="dxa"/>
+          </w:tcPr>
+          <w:p>
+            <w:pPr>
+              <w:pStyle w:val="11"/>
+              <w:ind w:right="279"/>
+              <w:jc w:val="right"/>
+            </w:pPr>
+            <w:r>
+              <w:rPr>
+                <w:rFonts w:hint="eastAsia"/>
+              </w:rPr>
+              <w:t>7</w:t>
+            </w:r>
+          </w:p>
+        </w:tc>
+        <w:tc>
+          <w:tcPr>
+            <w:tcW w:w="2698" w:type="dxa"/>
+          </w:tcPr>
+          <w:p>
+            <w:pPr>
+              <w:pStyle w:val="11"/>
+              <w:ind w:right="279"/>
+            </w:pPr>
+            <w:r>
+              <w:rPr>
+                <w:rFonts w:hint="eastAsia"/>
+              </w:rPr>
+              <w:t>管理系Pod（監視スタック・CNI・CSI・Rancherエージェント等）</w:t>
+            </w:r>
+          </w:p>
+        </w:tc>
+        <w:tc>
+          <w:tcPr>
+            <w:tcW w:w="900" w:type="dxa"/>
+          </w:tcPr>
+          <w:p>
+            <w:pPr>
+              <w:pStyle w:val="11"/>
+              <w:ind w:right="279"/>
+            </w:pPr>
+            <w:r>
+              <w:rPr>
+                <w:rFonts w:hint="eastAsia"/>
+              </w:rPr>
+              <w:t>一式</w:t>
+            </w:r>
+          </w:p>
+        </w:tc>
+        <w:tc>
+          <w:tcPr>
+            <w:tcW w:w="1560" w:type="dxa"/>
+          </w:tcPr>
+          <w:p>
+            <w:pPr>
+              <w:pStyle w:val="11"/>
+              <w:ind w:right="279"/>
+            </w:pPr>
+            <w:r>
+              <w:rPr>
+                <w:rFonts w:hint="eastAsia"/>
+              </w:rPr>
+              <w:t>8 core</w:t>
+            </w:r>
+          </w:p>
+        </w:tc>
+        <w:tc>
+          <w:tcPr>
+            <w:tcW w:w="1720" w:type="dxa"/>
+          </w:tcPr>
+          <w:p>
+            <w:pPr>
+              <w:pStyle w:val="11"/>
+              <w:ind w:right="279"/>
+            </w:pPr>
+            <w:r>
+              <w:rPr>
+                <w:rFonts w:hint="eastAsia"/>
+              </w:rPr>
+              <w:t>24 GB</w:t>
+            </w:r>
+          </w:p>
+        </w:tc>
+        <w:tc>
+          <w:tcPr>
+            <w:tcW w:w="1060" w:type="dxa"/>
+          </w:tcPr>
+          <w:p>
+            <w:pPr>
+              <w:pStyle w:val="11"/>
+              <w:ind w:right="279"/>
+            </w:pPr>
+            <w:r>
+              <w:rPr>
+                <w:rFonts w:hint="eastAsia"/>
+              </w:rPr>
+              <w:t>－</w:t>
+            </w:r>
+          </w:p>
+        </w:tc>
+      </w:tr>
+      <w:tr>
+        <w:tc>
+          <w:tcPr>
+            <w:tcW w:w="567" w:type="dxa"/>
+          </w:tcPr>
+          <w:p>
+            <w:pPr>
+              <w:pStyle w:val="11"/>
+              <w:ind w:right="279"/>
+              <w:jc w:val="right"/>
+            </w:pPr>
+            <w:r>
+              <w:rPr>
+                <w:rFonts w:hint="eastAsia"/>
+              </w:rPr>
+              <w:t>－</w:t>
+            </w:r>
+          </w:p>
+        </w:tc>
+        <w:tc>
+          <w:tcPr>
+            <w:tcW w:w="2698" w:type="dxa"/>
+          </w:tcPr>
+          <w:p>
+            <w:pPr>
+              <w:pStyle w:val="11"/>
+              <w:ind w:right="279"/>
+            </w:pPr>
+            <w:r>
+              <w:rPr>
+                <w:rFonts w:hint="eastAsia"/>
+              </w:rPr>
+              <w:t>合計</w:t>
+            </w:r>
+          </w:p>
+        </w:tc>
+        <w:tc>
+          <w:tcPr>
+            <w:tcW w:w="900" w:type="dxa"/>
+          </w:tcPr>
+          <w:p>
+            <w:pPr>
+              <w:pStyle w:val="11"/>
+              <w:ind w:right="279"/>
+            </w:pPr>
+            <w:r>
+              <w:rPr>
+                <w:rFonts w:hint="eastAsia"/>
+              </w:rPr>
+              <w:t>13＋管理系</w:t>
+            </w:r>
+          </w:p>
+        </w:tc>
+        <w:tc>
+          <w:tcPr>
+            <w:tcW w:w="1560" w:type="dxa"/>
+          </w:tcPr>
+          <w:p>
+            <w:pPr>
+              <w:pStyle w:val="11"/>
+              <w:ind w:right="279"/>
+            </w:pPr>
+            <w:r>
+              <w:rPr>
+                <w:rFonts w:hint="eastAsia"/>
+              </w:rPr>
+              <w:t>68 core</w:t>
+            </w:r>
+          </w:p>
+        </w:tc>
+        <w:tc>
+          <w:tcPr>
+            <w:tcW w:w="1720" w:type="dxa"/>
+          </w:tcPr>
+          <w:p>
+            <w:pPr>
+              <w:pStyle w:val="11"/>
+              <w:ind w:right="279"/>
+            </w:pPr>
+            <w:r>
+              <w:rPr>
+                <w:rFonts w:hint="eastAsia"/>
+              </w:rPr>
+              <w:t>328 GB</w:t>
+            </w:r>
+          </w:p>
+        </w:tc>
+        <w:tc>
+          <w:tcPr>
+            <w:tcW w:w="1060" w:type="dxa"/>
+          </w:tcPr>
+          <w:p>
+            <w:pPr>
+              <w:pStyle w:val="11"/>
+              <w:ind w:right="279"/>
+            </w:pPr>
+            <w:r>
+              <w:rPr>
+                <w:rFonts w:hint="eastAsia"/>
+              </w:rPr>
+              <w:t>2枚</w:t>
+            </w:r>
+          </w:p>
+        </w:tc>
+      </w:tr>
+    </w:tbl>
+    <w:p>
+      <w:pPr>
+        <w:pStyle w:val="11"/>
+      </w:pPr>
+    </w:p>
+    <w:p>
+      <w:pPr>
+        <w:pStyle w:val="11"/>
+      </w:pPr>
+      <w:r>
+        <w:rPr>
+          <w:rFonts w:hint="eastAsia"/>
+        </w:rPr>
+        <w:t>上記の通り、業務Podおよび管理系Podのリソース要求の合計はCPU約68core、メモリ約328GBと想定する。これに対し、学習ジョブ実行時のバースト、Podのスケールアウトおよびノード障害時のPod再配置を考慮した余裕率（約30%）を見込み、Worker Nodeに必要なリソースはCPU約90core、メモリ約440GBと算出することとします。</w:t>
+      </w:r>
+    </w:p>
+    <w:p>
+      <w:pPr>
+        <w:pStyle w:val="11"/>
+      </w:pPr>
+      <w:r>
+        <w:rPr>
+          <w:rFonts w:hint="eastAsia"/>
+        </w:rPr>
+        <w:t>Control Planeについては、Kubernetes管理コンポーネント、Rancherおよび監視スタックの稼働を考慮し、1ノードあたりCPU 8core/メモリ32GB（3ノード合計CPU 24core/メモリ96GB）を必要リソースとします。</w:t>
+      </w:r>
+    </w:p>
+    <w:p>
+      <w:pPr>
+        <w:pStyle w:val="11"/>
+      </w:pPr>
+      <w:r>
+        <w:rPr>
+          <w:rFonts w:hint="eastAsia"/>
+        </w:rPr>
+        <w:t>ローカルディスク容量については、Worker Node 1ノードあたりOS領域（約100GB）、コンテナイメージ領域（CUDA等の大容量イメージを考慮し約500GB）、学習データキャッシュ・中間データ等の一時領域（約4,000GB）、ログ領域（約200GB）および予備領域を含めて約6,000GBを必要量とし、2ノード合計で約12,000GBと算出することとします。Control Planeはetcdデータ領域を含めて1ノードあたり約500GB（3ノード合計約1,500GB）を必要量とします。</w:t>
+      </w:r>
+    </w:p>
+    <w:p>
+      <w:pPr>
+        <w:pStyle w:val="11"/>
+      </w:pPr>
+      <w:r>
+        <w:rPr>
+          <w:rFonts w:hint="eastAsia"/>
+        </w:rPr>
+        <w:t>なお、Worker Node 1台障害時は、GPUを利用しない業務Podのみを正常ノードへ再配置し、GPU学習ジョブは縮退運転（順次実行）とする方針とします。</w:t>
+      </w:r>
+    </w:p>
+    <w:p>
+      <w:pPr>
+        <w:pStyle w:val="11"/>
+      </w:pPr>
+    </w:p>
     <w:tbl>
       <w:tblPr>
         <w:tblW w:w="8921" w:type="dxa"/>
@@ -8143,7 +9222,7 @@
               <w:rPr>
                 <w:rFonts w:hint="eastAsia"/>
               </w:rPr>
-              <w:t xml:space="preserve">XXX core</w:t>
+              <w:t xml:space="preserve">24 core</w:t>
             </w:r>
           </w:p>
         </w:tc>
@@ -8175,7 +9254,7 @@
               <w:rPr>
                 <w:rFonts w:hint="eastAsia"/>
               </w:rPr>
-              <w:t xml:space="preserve">X,XXX GB</w:t>
+              <w:t xml:space="preserve">96 GB</w:t>
             </w:r>
           </w:p>
         </w:tc>
@@ -8207,7 +9286,7 @@
               <w:rPr>
                 <w:rFonts w:hint="eastAsia"/>
               </w:rPr>
-              <w:t xml:space="preserve">XX,XXX GB</w:t>
+              <w:t xml:space="preserve">1,500 GB</w:t>
             </w:r>
           </w:p>
         </w:tc>
@@ -8305,7 +9384,7 @@
               <w:rPr>
                 <w:rFonts w:hint="eastAsia"/>
               </w:rPr>
-              <w:t xml:space="preserve">XXX core</w:t>
+              <w:t xml:space="preserve">90 core</w:t>
             </w:r>
           </w:p>
         </w:tc>
@@ -8336,7 +9415,7 @@
               <w:rPr>
                 <w:rFonts w:hint="eastAsia"/>
               </w:rPr>
-              <w:t xml:space="preserve">X,XXX GB</w:t>
+              <w:t xml:space="preserve">440 GB</w:t>
             </w:r>
           </w:p>
         </w:tc>
@@ -8367,7 +9446,7 @@
               <w:rPr>
                 <w:rFonts w:hint="eastAsia"/>
               </w:rPr>
-              <w:t xml:space="preserve">XX,XXX GB</w:t>
+              <w:t xml:space="preserve">12,000 GB</w:t>
             </w:r>
           </w:p>
         </w:tc>
@@ -8395,7 +9474,7 @@
         <w:rPr>
           <w:rFonts w:hint="eastAsia"/>
         </w:rPr>
-        <w:t>サーバーリソース設計</w:t>
+        <w:t>サーバーハードウェアスペック設計</w:t>
       </w:r>
       <w:bookmarkEnd w:id="27"/>
     </w:p>
@@ -8409,6 +9488,17 @@
           <w:rFonts w:hint="eastAsia"/>
         </w:rPr>
         <w:t>Kubernetesノードのハードウェアスペックについて記載いたします。</w:t>
+      </w:r>
+    </w:p>
+    <w:p>
+      <w:pPr>
+        <w:pStyle w:val="11"/>
+      </w:pPr>
+      <w:r>
+        <w:rPr>
+          <w:rFonts w:hint="eastAsia"/>
+        </w:rPr>
+        <w:t>■Worker Node（AI学習/分析ワークロード実行用）</w:t>
       </w:r>
     </w:p>
     <w:tbl>
@@ -8686,7 +9776,7 @@
               <w:rPr>
                 <w:rFonts w:hint="eastAsia"/>
               </w:rPr>
-              <w:t>xxxxxxxxxxxx x2台</w:t>
+              <w:t>×2台（Worker Node用）</w:t>
             </w:r>
           </w:p>
         </w:tc>
@@ -8809,7 +9899,7 @@
               <w:rPr>
                 <w:rFonts w:hint="eastAsia"/>
               </w:rPr>
-              <w:t xml:space="preserve">XXXXXXXXXX 　×２</w:t>
+              <w:t xml:space="preserve">Xeon Gold 6530（32コア 2.1GHz）　×２（64コア/ノード）</w:t>
             </w:r>
           </w:p>
         </w:tc>
@@ -8929,7 +10019,7 @@
               <w:rPr>
                 <w:rFonts w:hint="eastAsia"/>
               </w:rPr>
-              <w:t xml:space="preserve">XXXGB(XXGB x XX枚)</w:t>
+              <w:t xml:space="preserve">512GB(64GB x 8枚)</w:t>
             </w:r>
           </w:p>
         </w:tc>
@@ -9049,7 +10139,7 @@
               <w:rPr>
                 <w:rFonts w:hint="eastAsia"/>
               </w:rPr>
-              <w:t xml:space="preserve">XXXXXXXX 10GBASE-Tイーサネットポート× XX枚</w:t>
+              <w:t xml:space="preserve">Broadcom 2ポート 10GBASE-Tイーサネットポート× 2枚</w:t>
             </w:r>
           </w:p>
         </w:tc>
@@ -9289,7 +10379,7 @@
               <w:rPr>
                 <w:rFonts w:hint="eastAsia"/>
               </w:rPr>
-              <w:t xml:space="preserve">XX.XTB XXXXXXXX</w:t>
+              <w:t xml:space="preserve">3.84TB Mixed Use</w:t>
             </w:r>
             <w:r>
               <w:t xml:space="preserve"> SSD</w:t>
@@ -9298,7 +10388,7 @@
               <w:rPr>
                 <w:rFonts w:hint="eastAsia"/>
               </w:rPr>
-              <w:t xml:space="preserve"> x4</w:t>
+              <w:t xml:space="preserve"> x4 (RAID10構成/実効容量 約7.68TB)</w:t>
             </w:r>
           </w:p>
         </w:tc>
@@ -9418,7 +10508,7 @@
               <w:rPr>
                 <w:rFonts w:hint="eastAsia"/>
               </w:rPr>
-              <w:t>XXX</w:t>
+              <w:t>480</w:t>
             </w:r>
             <w:r>
               <w:t xml:space="preserve">GB </w:t>
@@ -9427,7 +10517,7 @@
               <w:rPr>
                 <w:rFonts w:hint="eastAsia"/>
               </w:rPr>
-              <w:t>XXXXXXXXX</w:t>
+              <w:t>SATA</w:t>
             </w:r>
             <w:r>
               <w:t xml:space="preserve"> SSD</w:t>
@@ -10156,7 +11246,7 @@
               <w:rPr>
                 <w:rFonts w:hint="eastAsia"/>
               </w:rPr>
-              <w:t>0.0kg</w:t>
+              <w:t>約35kg（最大構成時）</w:t>
             </w:r>
           </w:p>
         </w:tc>
@@ -10519,7 +11609,7 @@
               <w:rPr>
                 <w:rFonts w:cs="ＭＳ ゴシック" w:hint="eastAsia"/>
               </w:rPr>
-              <w:t>HPE XXXXX（iLO）</w:t>
+              <w:t>HPE iLO6</w:t>
             </w:r>
           </w:p>
           <w:p>
@@ -10649,7 +11739,548 @@
               <w:rPr>
                 <w:rFonts w:cs="ＭＳ ゴシック" w:hint="eastAsia"/>
               </w:rPr>
-              <w:t>NVIDIA A100 x1枚</w:t>
+              <w:t>NVIDIA H100 NVL x1枚</w:t>
+            </w:r>
+          </w:p>
+        </w:tc>
+      </w:tr>
+    </w:tbl>
+    <w:p>
+      <w:pPr>
+        <w:pStyle w:val="11"/>
+      </w:pPr>
+    </w:p>
+    <w:p>
+      <w:pPr>
+        <w:pStyle w:val="11"/>
+      </w:pPr>
+      <w:r>
+        <w:rPr>
+          <w:rFonts w:hint="eastAsia"/>
+        </w:rPr>
+        <w:t>■Control Plane（クラスタ管理用）</w:t>
+      </w:r>
+    </w:p>
+    <w:tbl>
+      <w:tblPr>
+        <w:tblStyle w:val="afff6"/>
+        <w:tblW w:w="8505" w:type="dxa"/>
+        <w:tblInd w:w="279" w:type="dxa"/>
+        <w:tblLook w:val="04A0" w:firstRow="1" w:lastRow="0" w:firstColumn="1" w:lastColumn="0" w:noHBand="0" w:noVBand="1"/>
+      </w:tblPr>
+      <w:tblGrid>
+        <w:gridCol w:w="787"/>
+        <w:gridCol w:w="2807"/>
+        <w:gridCol w:w="4911"/>
+      </w:tblGrid>
+      <w:tr>
+        <w:tc>
+          <w:tcPr>
+            <w:tcW w:w="787" w:type="dxa"/>
+            <w:shd w:val="clear" w:color="auto" w:fill="17365D" w:themeFill="text2" w:themeFillShade="BF"/>
+          </w:tcPr>
+          <w:p>
+            <w:pPr>
+              <w:pStyle w:val="11"/>
+              <w:ind w:right="279"/>
+              <w:rPr>
+                <w:b/>
+                <w:bCs/>
+                <w:color w:val="FFFFFF" w:themeColor="background1"/>
+              </w:rPr>
+            </w:pPr>
+            <w:r>
+              <w:rPr>
+                <w:rFonts w:hint="eastAsia"/>
+                <w:b/>
+                <w:bCs/>
+                <w:color w:val="FFFFFF" w:themeColor="background1"/>
+              </w:rPr>
+              <w:t>No.</w:t>
+            </w:r>
+          </w:p>
+        </w:tc>
+        <w:tc>
+          <w:tcPr>
+            <w:tcW w:w="2807" w:type="dxa"/>
+            <w:shd w:val="clear" w:color="auto" w:fill="17365D" w:themeFill="text2" w:themeFillShade="BF"/>
+          </w:tcPr>
+          <w:p>
+            <w:pPr>
+              <w:pStyle w:val="11"/>
+              <w:ind w:right="279"/>
+              <w:rPr>
+                <w:b/>
+                <w:bCs/>
+                <w:color w:val="FFFFFF" w:themeColor="background1"/>
+              </w:rPr>
+            </w:pPr>
+            <w:r>
+              <w:rPr>
+                <w:rFonts w:hint="eastAsia"/>
+                <w:b/>
+                <w:bCs/>
+                <w:color w:val="FFFFFF" w:themeColor="background1"/>
+              </w:rPr>
+              <w:t>項目</w:t>
+            </w:r>
+          </w:p>
+        </w:tc>
+        <w:tc>
+          <w:tcPr>
+            <w:tcW w:w="4911" w:type="dxa"/>
+            <w:shd w:val="clear" w:color="auto" w:fill="17365D" w:themeFill="text2" w:themeFillShade="BF"/>
+          </w:tcPr>
+          <w:p>
+            <w:pPr>
+              <w:pStyle w:val="11"/>
+              <w:ind w:right="279"/>
+              <w:rPr>
+                <w:b/>
+                <w:bCs/>
+                <w:color w:val="FFFFFF" w:themeColor="background1"/>
+              </w:rPr>
+            </w:pPr>
+            <w:r>
+              <w:rPr>
+                <w:rFonts w:hint="eastAsia"/>
+                <w:b/>
+                <w:bCs/>
+                <w:color w:val="FFFFFF" w:themeColor="background1"/>
+              </w:rPr>
+              <w:t>スペック</w:t>
+            </w:r>
+          </w:p>
+        </w:tc>
+      </w:tr>
+      <w:tr>
+        <w:tc>
+          <w:tcPr>
+            <w:tcW w:w="787" w:type="dxa"/>
+          </w:tcPr>
+          <w:p>
+            <w:pPr>
+              <w:pStyle w:val="11"/>
+              <w:ind w:right="279"/>
+              <w:jc w:val="right"/>
+            </w:pPr>
+            <w:r>
+              <w:rPr>
+                <w:rFonts w:hint="eastAsia"/>
+              </w:rPr>
+              <w:t>1</w:t>
+            </w:r>
+          </w:p>
+        </w:tc>
+        <w:tc>
+          <w:tcPr>
+            <w:tcW w:w="2807" w:type="dxa"/>
+          </w:tcPr>
+          <w:p>
+            <w:pPr>
+              <w:pStyle w:val="11"/>
+              <w:ind w:right="279"/>
+            </w:pPr>
+            <w:r>
+              <w:rPr>
+                <w:rFonts w:hint="eastAsia"/>
+              </w:rPr>
+              <w:t>製品名</w:t>
+            </w:r>
+          </w:p>
+        </w:tc>
+        <w:tc>
+          <w:tcPr>
+            <w:tcW w:w="4911" w:type="dxa"/>
+          </w:tcPr>
+          <w:p>
+            <w:pPr>
+              <w:pStyle w:val="11"/>
+              <w:ind w:right="279"/>
+            </w:pPr>
+            <w:r>
+              <w:rPr>
+                <w:rFonts w:hint="eastAsia"/>
+              </w:rPr>
+              <w:t>HPE DL360 Gen12 x3台</w:t>
+            </w:r>
+          </w:p>
+        </w:tc>
+      </w:tr>
+      <w:tr>
+        <w:tc>
+          <w:tcPr>
+            <w:tcW w:w="787" w:type="dxa"/>
+          </w:tcPr>
+          <w:p>
+            <w:pPr>
+              <w:pStyle w:val="11"/>
+              <w:ind w:right="279"/>
+              <w:jc w:val="right"/>
+            </w:pPr>
+            <w:r>
+              <w:rPr>
+                <w:rFonts w:hint="eastAsia"/>
+              </w:rPr>
+              <w:t>2</w:t>
+            </w:r>
+          </w:p>
+        </w:tc>
+        <w:tc>
+          <w:tcPr>
+            <w:tcW w:w="2807" w:type="dxa"/>
+          </w:tcPr>
+          <w:p>
+            <w:pPr>
+              <w:pStyle w:val="11"/>
+              <w:ind w:right="279"/>
+            </w:pPr>
+            <w:r>
+              <w:rPr>
+                <w:rFonts w:hint="eastAsia"/>
+              </w:rPr>
+              <w:t>CPU</w:t>
+            </w:r>
+          </w:p>
+        </w:tc>
+        <w:tc>
+          <w:tcPr>
+            <w:tcW w:w="4911" w:type="dxa"/>
+          </w:tcPr>
+          <w:p>
+            <w:pPr>
+              <w:pStyle w:val="11"/>
+              <w:ind w:right="279"/>
+            </w:pPr>
+            <w:r>
+              <w:rPr>
+                <w:rFonts w:hint="eastAsia"/>
+              </w:rPr>
+              <w:t>Intel Xeon Silver 4514Y（16コア 2.0GHz）×1</w:t>
+            </w:r>
+          </w:p>
+        </w:tc>
+      </w:tr>
+      <w:tr>
+        <w:tc>
+          <w:tcPr>
+            <w:tcW w:w="787" w:type="dxa"/>
+          </w:tcPr>
+          <w:p>
+            <w:pPr>
+              <w:pStyle w:val="11"/>
+              <w:ind w:right="279"/>
+              <w:jc w:val="right"/>
+            </w:pPr>
+            <w:r>
+              <w:rPr>
+                <w:rFonts w:hint="eastAsia"/>
+              </w:rPr>
+              <w:t>3</w:t>
+            </w:r>
+          </w:p>
+        </w:tc>
+        <w:tc>
+          <w:tcPr>
+            <w:tcW w:w="2807" w:type="dxa"/>
+          </w:tcPr>
+          <w:p>
+            <w:pPr>
+              <w:pStyle w:val="11"/>
+              <w:ind w:right="279"/>
+            </w:pPr>
+            <w:r>
+              <w:rPr>
+                <w:rFonts w:hint="eastAsia"/>
+              </w:rPr>
+              <w:t>メモリ</w:t>
+            </w:r>
+          </w:p>
+        </w:tc>
+        <w:tc>
+          <w:tcPr>
+            <w:tcW w:w="4911" w:type="dxa"/>
+          </w:tcPr>
+          <w:p>
+            <w:pPr>
+              <w:pStyle w:val="11"/>
+              <w:ind w:right="279"/>
+            </w:pPr>
+            <w:r>
+              <w:rPr>
+                <w:rFonts w:hint="eastAsia"/>
+              </w:rPr>
+              <w:t>64GB(32GB x 2枚)</w:t>
+            </w:r>
+          </w:p>
+        </w:tc>
+      </w:tr>
+      <w:tr>
+        <w:tc>
+          <w:tcPr>
+            <w:tcW w:w="787" w:type="dxa"/>
+          </w:tcPr>
+          <w:p>
+            <w:pPr>
+              <w:pStyle w:val="11"/>
+              <w:ind w:right="279"/>
+              <w:jc w:val="right"/>
+            </w:pPr>
+            <w:r>
+              <w:rPr>
+                <w:rFonts w:hint="eastAsia"/>
+              </w:rPr>
+              <w:t>4</w:t>
+            </w:r>
+          </w:p>
+        </w:tc>
+        <w:tc>
+          <w:tcPr>
+            <w:tcW w:w="2807" w:type="dxa"/>
+          </w:tcPr>
+          <w:p>
+            <w:pPr>
+              <w:pStyle w:val="11"/>
+              <w:ind w:right="279"/>
+            </w:pPr>
+            <w:r>
+              <w:rPr>
+                <w:rFonts w:hint="eastAsia"/>
+              </w:rPr>
+              <w:t>ネットワークインタフェース</w:t>
+            </w:r>
+          </w:p>
+        </w:tc>
+        <w:tc>
+          <w:tcPr>
+            <w:tcW w:w="4911" w:type="dxa"/>
+          </w:tcPr>
+          <w:p>
+            <w:pPr>
+              <w:pStyle w:val="11"/>
+              <w:ind w:right="279"/>
+            </w:pPr>
+            <w:r>
+              <w:rPr>
+                <w:rFonts w:hint="eastAsia"/>
+              </w:rPr>
+              <w:t>Broadcom 2ポート 10GBASE-Tイーサネットポート× 1枚</w:t>
+            </w:r>
+          </w:p>
+        </w:tc>
+      </w:tr>
+      <w:tr>
+        <w:tc>
+          <w:tcPr>
+            <w:tcW w:w="787" w:type="dxa"/>
+          </w:tcPr>
+          <w:p>
+            <w:pPr>
+              <w:pStyle w:val="11"/>
+              <w:ind w:right="279"/>
+              <w:jc w:val="right"/>
+            </w:pPr>
+            <w:r>
+              <w:rPr>
+                <w:rFonts w:hint="eastAsia"/>
+              </w:rPr>
+              <w:t>5</w:t>
+            </w:r>
+          </w:p>
+        </w:tc>
+        <w:tc>
+          <w:tcPr>
+            <w:tcW w:w="2807" w:type="dxa"/>
+          </w:tcPr>
+          <w:p>
+            <w:pPr>
+              <w:pStyle w:val="11"/>
+              <w:ind w:right="279"/>
+            </w:pPr>
+            <w:r>
+              <w:rPr>
+                <w:rFonts w:hint="eastAsia"/>
+              </w:rPr>
+              <w:t>Bootドライブ</w:t>
+            </w:r>
+          </w:p>
+        </w:tc>
+        <w:tc>
+          <w:tcPr>
+            <w:tcW w:w="4911" w:type="dxa"/>
+          </w:tcPr>
+          <w:p>
+            <w:pPr>
+              <w:pStyle w:val="11"/>
+              <w:ind w:right="279"/>
+            </w:pPr>
+            <w:r>
+              <w:rPr>
+                <w:rFonts w:hint="eastAsia"/>
+              </w:rPr>
+              <w:t>960GB SATA SSD x2(Raid1)</w:t>
+            </w:r>
+          </w:p>
+        </w:tc>
+      </w:tr>
+      <w:tr>
+        <w:tc>
+          <w:tcPr>
+            <w:tcW w:w="787" w:type="dxa"/>
+          </w:tcPr>
+          <w:p>
+            <w:pPr>
+              <w:pStyle w:val="11"/>
+              <w:ind w:right="279"/>
+              <w:jc w:val="right"/>
+            </w:pPr>
+            <w:r>
+              <w:rPr>
+                <w:rFonts w:hint="eastAsia"/>
+              </w:rPr>
+              <w:t>6</w:t>
+            </w:r>
+          </w:p>
+        </w:tc>
+        <w:tc>
+          <w:tcPr>
+            <w:tcW w:w="2807" w:type="dxa"/>
+          </w:tcPr>
+          <w:p>
+            <w:pPr>
+              <w:pStyle w:val="11"/>
+              <w:ind w:right="279"/>
+            </w:pPr>
+            <w:r>
+              <w:rPr>
+                <w:rFonts w:hint="eastAsia"/>
+              </w:rPr>
+              <w:t>電源ユニット</w:t>
+            </w:r>
+          </w:p>
+        </w:tc>
+        <w:tc>
+          <w:tcPr>
+            <w:tcW w:w="4911" w:type="dxa"/>
+          </w:tcPr>
+          <w:p>
+            <w:pPr>
+              <w:pStyle w:val="11"/>
+              <w:ind w:right="279"/>
+            </w:pPr>
+            <w:r>
+              <w:rPr>
+                <w:rFonts w:hint="eastAsia"/>
+              </w:rPr>
+              <w:t>ホットプラグ対応電源ユニット x2</w:t>
+            </w:r>
+          </w:p>
+        </w:tc>
+      </w:tr>
+      <w:tr>
+        <w:tc>
+          <w:tcPr>
+            <w:tcW w:w="787" w:type="dxa"/>
+          </w:tcPr>
+          <w:p>
+            <w:pPr>
+              <w:pStyle w:val="11"/>
+              <w:ind w:right="279"/>
+              <w:jc w:val="right"/>
+            </w:pPr>
+            <w:r>
+              <w:rPr>
+                <w:rFonts w:hint="eastAsia"/>
+              </w:rPr>
+              <w:t>7</w:t>
+            </w:r>
+          </w:p>
+        </w:tc>
+        <w:tc>
+          <w:tcPr>
+            <w:tcW w:w="2807" w:type="dxa"/>
+          </w:tcPr>
+          <w:p>
+            <w:pPr>
+              <w:pStyle w:val="11"/>
+              <w:ind w:right="279"/>
+            </w:pPr>
+            <w:r>
+              <w:rPr>
+                <w:rFonts w:hint="eastAsia"/>
+              </w:rPr>
+              <w:t>設置スペース</w:t>
+            </w:r>
+          </w:p>
+        </w:tc>
+        <w:tc>
+          <w:tcPr>
+            <w:tcW w:w="4911" w:type="dxa"/>
+          </w:tcPr>
+          <w:p>
+            <w:pPr>
+              <w:pStyle w:val="11"/>
+              <w:ind w:right="279"/>
+            </w:pPr>
+            <w:r>
+              <w:rPr>
+                <w:rFonts w:hint="eastAsia"/>
+              </w:rPr>
+              <w:t>1U</w:t>
+            </w:r>
+          </w:p>
+        </w:tc>
+      </w:tr>
+      <w:tr>
+        <w:tc>
+          <w:tcPr>
+            <w:tcW w:w="787" w:type="dxa"/>
+          </w:tcPr>
+          <w:p>
+            <w:pPr>
+              <w:pStyle w:val="11"/>
+              <w:ind w:right="279"/>
+              <w:jc w:val="right"/>
+            </w:pPr>
+            <w:r>
+              <w:rPr>
+                <w:rFonts w:hint="eastAsia"/>
+              </w:rPr>
+              <w:t>8</w:t>
+            </w:r>
+          </w:p>
+        </w:tc>
+        <w:tc>
+          <w:tcPr>
+            <w:tcW w:w="2807" w:type="dxa"/>
+          </w:tcPr>
+          <w:p>
+            <w:pPr>
+              <w:pStyle w:val="11"/>
+              <w:ind w:right="279"/>
+            </w:pPr>
+            <w:r>
+              <w:rPr>
+                <w:rFonts w:hint="eastAsia"/>
+              </w:rPr>
+              <w:t>サーバ管理モジュール</w:t>
+            </w:r>
+          </w:p>
+        </w:tc>
+        <w:tc>
+          <w:tcPr>
+            <w:tcW w:w="4911" w:type="dxa"/>
+          </w:tcPr>
+          <w:p>
+            <w:pPr>
+              <w:pStyle w:val="11"/>
+              <w:ind w:right="279"/>
+            </w:pPr>
+            <w:r>
+              <w:rPr>
+                <w:rFonts w:hint="eastAsia"/>
+              </w:rPr>
+              <w:t>HPE iLO6 (1GbE 1ポート)</w:t>
             </w:r>
           </w:p>
         </w:tc>

--- a/docs/Kubernetes基本設計書.docx
+++ b/docs/Kubernetes基本設計書.docx
@@ -5905,10 +5905,21 @@
         <w:rPr>
           <w:rFonts w:hint="eastAsia"/>
         </w:rPr>
-        <w:t>Kubernetes Rancher</w:t>
-      </w:r>
-      <w:r>
-        <w:t>を構築することで、高可用性および拡張性を備えたコンテナ基盤を提供する。</w:t>
+        <w:t>コミュニティ版（Vanilla）Kubernetes</w:t>
+      </w:r>
+      <w:r>
+        <w:t>をkubeadmにより構築することで、高可用性および拡張性を備えたコンテナ基盤を提供する。</w:t>
+      </w:r>
+    </w:p>
+    <w:p>
+      <w:pPr>
+        <w:ind w:right="279"/>
+      </w:pPr>
+      <w:r>
+        <w:rPr>
+          <w:rFonts w:hint="eastAsia"/>
+        </w:rPr>
+        <w:t>なお、本クラスタはPoC（概念実証）用途であることから、商用Kubernetesディストリビューションおよびベンダーサポートは利用せず、コミュニティ版Kubernetes（サポート無し）を採用するものとする。</w:t>
       </w:r>
     </w:p>
     <w:p/>
@@ -8596,7 +8607,7 @@
               <w:rPr>
                 <w:rFonts w:hint="eastAsia"/>
               </w:rPr>
-              <w:t>管理系Pod（監視スタック・CNI・CSI・Rancherエージェント等）</w:t>
+              <w:t>管理系Pod（監視スタック・CNI・CSI等）</w:t>
             </w:r>
           </w:p>
         </w:tc>
@@ -8799,7 +8810,7 @@
         <w:rPr>
           <w:rFonts w:hint="eastAsia"/>
         </w:rPr>
-        <w:t>Control Planeについては、Kubernetes管理コンポーネント、Rancherおよび監視スタックの稼働を考慮し、1ノードあたりCPU 8core/メモリ32GB（3ノード合計CPU 24core/メモリ96GB）を必要リソースとします。</w:t>
+        <w:t>Control Planeについては、Kubernetes管理コンポーネントおよび監視スタックの稼働を考慮し、1ノードあたりCPU 8core/メモリ32GB（3ノード合計CPU 24core/メモリ96GB）を必要リソースとします。</w:t>
       </w:r>
     </w:p>
     <w:p>
@@ -12621,7 +12632,7 @@
                 <w:rFonts w:hint="eastAsia"/>
                 <w:kern w:val="0"/>
               </w:rPr>
-              <w:t>Rockey Linux 9.6</w:t>
+              <w:t>Ubuntu Server 24.04 LTS</w:t>
             </w:r>
           </w:p>
         </w:tc>
@@ -12727,7 +12738,7 @@
               <w:rPr>
                 <w:rFonts w:hint="eastAsia"/>
               </w:rPr>
-              <w:t>Kubernetes v1.32.x</w:t>
+              <w:t>Kubernetes v1.32.x（コミュニティ版/kubeadmにより構築）</w:t>
             </w:r>
           </w:p>
         </w:tc>
@@ -17253,7 +17264,7 @@
         <w:rPr>
           <w:rFonts w:hint="eastAsia"/>
         </w:rPr>
-        <w:t>本Kubernetesクラスタの監視には、Rancherの標準監視機能（Rancher Monitoring）として提供される「kube-prometheus-stack」を利用することとします。</w:t>
+        <w:t>本Kubernetesクラスタの監視には、OSSの監視ソフトウェアスタックである「kube-prometheus-stack」を利用することとします。</w:t>
       </w:r>
     </w:p>
     <w:p>
@@ -17275,7 +17286,7 @@
         <w:rPr>
           <w:rFonts w:hint="eastAsia"/>
         </w:rPr>
-        <w:t>また、Rancherの標準機能としてデプロイおよび管理が可能である為、個別に監視基盤を構築する場合と比較して導入・運用コストを抑制出来るものとなります。</w:t>
+        <w:t>また、kube-prometheus-stackはHelmチャートとして提供されており、監視に必要な一連のコンポーネントを一括してデプロイ・管理出来る為、監視基盤を個別に構築する場合と比較して導入・運用コストを抑制出来るものとなります。なお、本クラスタはPoC用途である為、監視についてもベンダーサポートを伴わないOSSの利用を許容するものとします。</w:t>
       </w:r>
     </w:p>
     <w:p>

--- a/docs/Kubernetes基本設計書.docx
+++ b/docs/Kubernetes基本設計書.docx
@@ -12738,7 +12738,7 @@
               <w:rPr>
                 <w:rFonts w:hint="eastAsia"/>
               </w:rPr>
-              <w:t>Kubernetes v1.32.x（コミュニティ版/kubeadmにより構築）</w:t>
+              <w:t>Kubernetes v1.35.x（コミュニティ版/kubeadmにより構築）</w:t>
             </w:r>
           </w:p>
         </w:tc>
@@ -12966,7 +12966,7 @@
                 <w:rFonts w:hint="eastAsia"/>
                 <w:kern w:val="0"/>
               </w:rPr>
-              <w:t>Calico v3.xx</w:t>
+              <w:t>Calico v3.32.x</w:t>
             </w:r>
           </w:p>
         </w:tc>
@@ -13076,7 +13076,7 @@
                 <w:rFonts w:hint="eastAsia"/>
                 <w:kern w:val="0"/>
               </w:rPr>
-              <w:t>NetApp CSI Driver vX.X</w:t>
+              <w:t>NetApp Trident v26.06</w:t>
             </w:r>
           </w:p>
         </w:tc>
